--- a/REI-Recogida-de-datos/Materiales en español/03 - Fase 2 - Informe.docx
+++ b/REI-Recogida-de-datos/Materiales en español/03 - Fase 2 - Informe.docx
@@ -1,6 +1,6 @@
 
 <file path=word/document.xml><?xml version="1.0" encoding="utf-8"?>
-<w:document xmlns:wpc="http://schemas.microsoft.com/office/word/2010/wordprocessingCanvas" xmlns:cx="http://schemas.microsoft.com/office/drawing/2014/chartex" xmlns:cx1="http://schemas.microsoft.com/office/drawing/2015/9/8/chartex" xmlns:cx2="http://schemas.microsoft.com/office/drawing/2015/10/21/chartex" xmlns:cx3="http://schemas.microsoft.com/office/drawing/2016/5/9/chartex" xmlns:cx4="http://schemas.microsoft.com/office/drawing/2016/5/10/chartex" xmlns:cx5="http://schemas.microsoft.com/office/drawing/2016/5/11/chartex" xmlns:cx6="http://schemas.microsoft.com/office/drawing/2016/5/12/chartex" xmlns:cx7="http://schemas.microsoft.com/office/drawing/2016/5/13/chartex" xmlns:cx8="http://schemas.microsoft.com/office/drawing/2016/5/14/chartex" xmlns:mc="http://schemas.openxmlformats.org/markup-compatibility/2006" xmlns:aink="http://schemas.microsoft.com/office/drawing/2016/ink" xmlns:am3d="http://schemas.microsoft.com/office/drawing/2017/model3d" xmlns:o="urn:schemas-microsoft-com:office:office" xmlns:r="http://schemas.openxmlformats.org/officeDocument/2006/relationships" xmlns:m="http://schemas.openxmlformats.org/officeDocument/2006/math" xmlns:v="urn:schemas-microsoft-com:vml" xmlns:wp14="http://schemas.microsoft.com/office/word/2010/wordprocessingDrawing" xmlns:wp="http://schemas.openxmlformats.org/drawingml/2006/wordprocessingDrawing" xmlns:w10="urn:schemas-microsoft-com:office:word" xmlns:w="http://schemas.openxmlformats.org/wordprocessingml/2006/main" xmlns:w14="http://schemas.microsoft.com/office/word/2010/wordml" xmlns:w15="http://schemas.microsoft.com/office/word/2012/wordml" xmlns:w16cid="http://schemas.microsoft.com/office/word/2016/wordml/cid" xmlns:w16se="http://schemas.microsoft.com/office/word/2015/wordml/symex" xmlns:wpg="http://schemas.microsoft.com/office/word/2010/wordprocessingGroup" xmlns:wpi="http://schemas.microsoft.com/office/word/2010/wordprocessingInk" xmlns:wne="http://schemas.microsoft.com/office/word/2006/wordml" xmlns:wps="http://schemas.microsoft.com/office/word/2010/wordprocessingShape" mc:Ignorable="w14 w15 w16se w16cid wp14">
+<w:document xmlns:wpc="http://schemas.microsoft.com/office/word/2010/wordprocessingCanvas" xmlns:cx="http://schemas.microsoft.com/office/drawing/2014/chartex" xmlns:cx1="http://schemas.microsoft.com/office/drawing/2015/9/8/chartex" xmlns:cx2="http://schemas.microsoft.com/office/drawing/2015/10/21/chartex" xmlns:cx3="http://schemas.microsoft.com/office/drawing/2016/5/9/chartex" xmlns:cx4="http://schemas.microsoft.com/office/drawing/2016/5/10/chartex" xmlns:cx5="http://schemas.microsoft.com/office/drawing/2016/5/11/chartex" xmlns:cx6="http://schemas.microsoft.com/office/drawing/2016/5/12/chartex" xmlns:cx7="http://schemas.microsoft.com/office/drawing/2016/5/13/chartex" xmlns:cx8="http://schemas.microsoft.com/office/drawing/2016/5/14/chartex" xmlns:mc="http://schemas.openxmlformats.org/markup-compatibility/2006" xmlns:aink="http://schemas.microsoft.com/office/drawing/2016/ink" xmlns:am3d="http://schemas.microsoft.com/office/drawing/2017/model3d" xmlns:o="urn:schemas-microsoft-com:office:office" xmlns:oel="http://schemas.microsoft.com/office/2019/extlst" xmlns:r="http://schemas.openxmlformats.org/officeDocument/2006/relationships" xmlns:m="http://schemas.openxmlformats.org/officeDocument/2006/math" xmlns:v="urn:schemas-microsoft-com:vml" xmlns:wp14="http://schemas.microsoft.com/office/word/2010/wordprocessingDrawing" xmlns:wp="http://schemas.openxmlformats.org/drawingml/2006/wordprocessingDrawing" xmlns:w10="urn:schemas-microsoft-com:office:word" xmlns:w="http://schemas.openxmlformats.org/wordprocessingml/2006/main" xmlns:w14="http://schemas.microsoft.com/office/word/2010/wordml" xmlns:w15="http://schemas.microsoft.com/office/word/2012/wordml" xmlns:w16cex="http://schemas.microsoft.com/office/word/2018/wordml/cex" xmlns:w16cid="http://schemas.microsoft.com/office/word/2016/wordml/cid" xmlns:w16="http://schemas.microsoft.com/office/word/2018/wordml" xmlns:w16du="http://schemas.microsoft.com/office/word/2023/wordml/word16du" xmlns:w16sdtdh="http://schemas.microsoft.com/office/word/2020/wordml/sdtdatahash" xmlns:w16sdtfl="http://schemas.microsoft.com/office/word/2024/wordml/sdtformatlock" xmlns:w16se="http://schemas.microsoft.com/office/word/2015/wordml/symex" xmlns:wpg="http://schemas.microsoft.com/office/word/2010/wordprocessingGroup" xmlns:wpi="http://schemas.microsoft.com/office/word/2010/wordprocessingInk" xmlns:wne="http://schemas.microsoft.com/office/word/2006/wordml" xmlns:wps="http://schemas.microsoft.com/office/word/2010/wordprocessingShape" mc:Ignorable="w14 w15 w16se w16cid w16 w16cex w16sdtdh w16sdtfl w16du wp14">
   <w:body>
     <w:p>
       <w:pPr>
@@ -31,7 +31,7 @@
     </w:p>
     <w:p>
       <w:pPr>
-        <w:pStyle w:val="Pargrafdellista"/>
+        <w:pStyle w:val="ListParagraph"/>
         <w:numPr>
           <w:ilvl w:val="0"/>
           <w:numId w:val="7"/>
@@ -46,7 +46,7 @@
     </w:p>
     <w:p>
       <w:pPr>
-        <w:pStyle w:val="Pargrafdellista"/>
+        <w:pStyle w:val="ListParagraph"/>
         <w:numPr>
           <w:ilvl w:val="0"/>
           <w:numId w:val="7"/>
@@ -61,7 +61,7 @@
     </w:p>
     <w:p>
       <w:pPr>
-        <w:pStyle w:val="Pargrafdellista"/>
+        <w:pStyle w:val="ListParagraph"/>
         <w:numPr>
           <w:ilvl w:val="0"/>
           <w:numId w:val="7"/>
@@ -73,12 +73,10 @@
       <w:r>
         <w:tab/>
       </w:r>
-      <w:bookmarkStart w:id="0" w:name="_GoBack"/>
-      <w:bookmarkEnd w:id="0"/>
     </w:p>
     <w:p>
       <w:pPr>
-        <w:pStyle w:val="Pargrafdellista"/>
+        <w:pStyle w:val="ListParagraph"/>
         <w:numPr>
           <w:ilvl w:val="0"/>
           <w:numId w:val="7"/>
@@ -263,6 +261,90 @@
       </w:pPr>
       <w:r>
         <w:rPr>
+          <w:noProof/>
+        </w:rPr>
+        <w:drawing>
+          <wp:anchor distT="0" distB="0" distL="114300" distR="114300" simplePos="0" relativeHeight="251683840" behindDoc="0" locked="0" layoutInCell="1" allowOverlap="1" wp14:anchorId="2A98824A" wp14:editId="134303F2">
+            <wp:simplePos x="0" y="0"/>
+            <wp:positionH relativeFrom="margin">
+              <wp:align>right</wp:align>
+            </wp:positionH>
+            <wp:positionV relativeFrom="paragraph">
+              <wp:posOffset>-516255</wp:posOffset>
+            </wp:positionV>
+            <wp:extent cx="1539292" cy="409575"/>
+            <wp:effectExtent l="0" t="0" r="3810" b="0"/>
+            <wp:wrapNone/>
+            <wp:docPr id="616149503" name="Picture 2" descr="A grey square with white text&#10;&#10;AI-generated content may be incorrect.">
+              <a:extLst xmlns:a="http://schemas.openxmlformats.org/drawingml/2006/main">
+                <a:ext uri="{FF2B5EF4-FFF2-40B4-BE49-F238E27FC236}">
+                  <a16:creationId xmlns:a16="http://schemas.microsoft.com/office/drawing/2014/main" id="{2ADF4236-C311-988C-1EAF-F33444BF8989}"/>
+                </a:ext>
+              </a:extLst>
+            </wp:docPr>
+            <wp:cNvGraphicFramePr>
+              <a:graphicFrameLocks xmlns:a="http://schemas.openxmlformats.org/drawingml/2006/main" noChangeAspect="1"/>
+            </wp:cNvGraphicFramePr>
+            <a:graphic xmlns:a="http://schemas.openxmlformats.org/drawingml/2006/main">
+              <a:graphicData uri="http://schemas.openxmlformats.org/drawingml/2006/picture">
+                <pic:pic xmlns:pic="http://schemas.openxmlformats.org/drawingml/2006/picture">
+                  <pic:nvPicPr>
+                    <pic:cNvPr id="1026" name="Picture 2" descr="A grey square with white text&#10;&#10;AI-generated content may be incorrect.">
+                      <a:extLst>
+                        <a:ext uri="{FF2B5EF4-FFF2-40B4-BE49-F238E27FC236}">
+                          <a16:creationId xmlns:a16="http://schemas.microsoft.com/office/drawing/2014/main" id="{2ADF4236-C311-988C-1EAF-F33444BF8989}"/>
+                        </a:ext>
+                      </a:extLst>
+                    </pic:cNvPr>
+                    <pic:cNvPicPr>
+                      <a:picLocks noChangeAspect="1"/>
+                    </pic:cNvPicPr>
+                  </pic:nvPicPr>
+                  <pic:blipFill rotWithShape="1">
+                    <a:blip r:embed="rId9" cstate="print">
+                      <a:extLst>
+                        <a:ext uri="{28A0092B-C50C-407E-A947-70E740481C1C}">
+                          <a14:useLocalDpi xmlns:a14="http://schemas.microsoft.com/office/drawing/2010/main" val="0"/>
+                        </a:ext>
+                      </a:extLst>
+                    </a:blip>
+                    <a:srcRect r="18171" b="16231"/>
+                    <a:stretch>
+                      <a:fillRect/>
+                    </a:stretch>
+                  </pic:blipFill>
+                  <pic:spPr bwMode="auto">
+                    <a:xfrm>
+                      <a:off x="0" y="0"/>
+                      <a:ext cx="1539292" cy="409575"/>
+                    </a:xfrm>
+                    <a:prstGeom prst="rect">
+                      <a:avLst/>
+                    </a:prstGeom>
+                    <a:noFill/>
+                    <a:ln>
+                      <a:noFill/>
+                    </a:ln>
+                    <a:extLst>
+                      <a:ext uri="{53640926-AAD7-44D8-BBD7-CCE9431645EC}">
+                        <a14:shadowObscured xmlns:a14="http://schemas.microsoft.com/office/drawing/2010/main"/>
+                      </a:ext>
+                    </a:extLst>
+                  </pic:spPr>
+                </pic:pic>
+              </a:graphicData>
+            </a:graphic>
+            <wp14:sizeRelH relativeFrom="margin">
+              <wp14:pctWidth>0</wp14:pctWidth>
+            </wp14:sizeRelH>
+            <wp14:sizeRelV relativeFrom="margin">
+              <wp14:pctHeight>0</wp14:pctHeight>
+            </wp14:sizeRelV>
+          </wp:anchor>
+        </w:drawing>
+      </w:r>
+      <w:r>
+        <w:rPr>
           <w:rFonts w:ascii="Ink Free" w:eastAsia="Century" w:hAnsi="Ink Free" w:cs="Century"/>
           <w:b/>
           <w:bCs/>
@@ -360,7 +442,7 @@
                     </pic:cNvPicPr>
                   </pic:nvPicPr>
                   <pic:blipFill>
-                    <a:blip r:embed="rId9">
+                    <a:blip r:embed="rId10">
                       <a:extLst>
                         <a:ext uri="{28A0092B-C50C-407E-A947-70E740481C1C}">
                           <a14:useLocalDpi xmlns:a14="http://schemas.microsoft.com/office/drawing/2010/main" val="0"/>
@@ -509,7 +591,7 @@
                     </pic:cNvPicPr>
                   </pic:nvPicPr>
                   <pic:blipFill>
-                    <a:blip r:embed="rId10" cstate="print">
+                    <a:blip r:embed="rId11" cstate="print">
                       <a:extLst>
                         <a:ext uri="{28A0092B-C50C-407E-A947-70E740481C1C}">
                           <a14:useLocalDpi xmlns:a14="http://schemas.microsoft.com/office/drawing/2010/main" val="0"/>
@@ -833,7 +915,7 @@
               </wp:anchor>
             </w:drawing>
           </mc:Choice>
-          <mc:Fallback xmlns:w16sdtfl="http://schemas.microsoft.com/office/word/2024/wordml/sdtformatlock" xmlns:w16sdtdh="http://schemas.microsoft.com/office/word/2020/wordml/sdtdatahash" xmlns:w16du="http://schemas.microsoft.com/office/word/2023/wordml/word16du" xmlns:w16="http://schemas.microsoft.com/office/word/2018/wordml" xmlns:w16cex="http://schemas.microsoft.com/office/word/2018/wordml/cex" xmlns:oel="http://schemas.microsoft.com/office/2019/extlst">
+          <mc:Fallback>
             <w:pict>
               <v:line w14:anchorId="572985FB" id="Straight Connector 2" o:spid="_x0000_s1026" style="position:absolute;flip:y;z-index:251681792;visibility:visible;mso-wrap-style:square;mso-height-percent:0;mso-wrap-distance-left:9pt;mso-wrap-distance-top:0;mso-wrap-distance-right:9pt;mso-wrap-distance-bottom:0;mso-position-horizontal:absolute;mso-position-horizontal-relative:text;mso-position-vertical:absolute;mso-position-vertical-relative:text;mso-height-percent:0;mso-height-relative:margin" from="37.55pt,13.85pt" to="320pt,13.85pt" o:gfxdata="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" strokecolor="black [3213]" strokeweight="2.25pt">
                 <v:stroke startarrow="oval" endarrow="oval" joinstyle="miter"/>
@@ -844,12 +926,12 @@
       </w:r>
     </w:p>
     <w:sectPr>
-      <w:headerReference w:type="even" r:id="rId11"/>
-      <w:headerReference w:type="default" r:id="rId12"/>
-      <w:footerReference w:type="even" r:id="rId13"/>
-      <w:footerReference w:type="default" r:id="rId14"/>
-      <w:headerReference w:type="first" r:id="rId15"/>
-      <w:footerReference w:type="first" r:id="rId16"/>
+      <w:headerReference w:type="even" r:id="rId12"/>
+      <w:headerReference w:type="default" r:id="rId13"/>
+      <w:footerReference w:type="even" r:id="rId14"/>
+      <w:footerReference w:type="default" r:id="rId15"/>
+      <w:headerReference w:type="first" r:id="rId16"/>
+      <w:footerReference w:type="first" r:id="rId17"/>
       <w:type w:val="continuous"/>
       <w:pgSz w:w="16838" w:h="11906" w:orient="landscape"/>
       <w:pgMar w:top="720" w:right="720" w:bottom="720" w:left="720" w:header="709" w:footer="709" w:gutter="0"/>
@@ -863,7 +945,7 @@
 </file>
 
 <file path=word/endnotes.xml><?xml version="1.0" encoding="utf-8"?>
-<w:endnotes xmlns:wpc="http://schemas.microsoft.com/office/word/2010/wordprocessingCanvas" xmlns:cx="http://schemas.microsoft.com/office/drawing/2014/chartex" xmlns:cx1="http://schemas.microsoft.com/office/drawing/2015/9/8/chartex" xmlns:cx2="http://schemas.microsoft.com/office/drawing/2015/10/21/chartex" xmlns:cx3="http://schemas.microsoft.com/office/drawing/2016/5/9/chartex" xmlns:cx4="http://schemas.microsoft.com/office/drawing/2016/5/10/chartex" xmlns:cx5="http://schemas.microsoft.com/office/drawing/2016/5/11/chartex" xmlns:cx6="http://schemas.microsoft.com/office/drawing/2016/5/12/chartex" xmlns:cx7="http://schemas.microsoft.com/office/drawing/2016/5/13/chartex" xmlns:cx8="http://schemas.microsoft.com/office/drawing/2016/5/14/chartex" xmlns:mc="http://schemas.openxmlformats.org/markup-compatibility/2006" xmlns:aink="http://schemas.microsoft.com/office/drawing/2016/ink" xmlns:am3d="http://schemas.microsoft.com/office/drawing/2017/model3d" xmlns:o="urn:schemas-microsoft-com:office:office" xmlns:r="http://schemas.openxmlformats.org/officeDocument/2006/relationships" xmlns:m="http://schemas.openxmlformats.org/officeDocument/2006/math" xmlns:v="urn:schemas-microsoft-com:vml" xmlns:wp14="http://schemas.microsoft.com/office/word/2010/wordprocessingDrawing" xmlns:wp="http://schemas.openxmlformats.org/drawingml/2006/wordprocessingDrawing" xmlns:w10="urn:schemas-microsoft-com:office:word" xmlns:w="http://schemas.openxmlformats.org/wordprocessingml/2006/main" xmlns:w14="http://schemas.microsoft.com/office/word/2010/wordml" xmlns:w15="http://schemas.microsoft.com/office/word/2012/wordml" xmlns:w16cid="http://schemas.microsoft.com/office/word/2016/wordml/cid" xmlns:w16se="http://schemas.microsoft.com/office/word/2015/wordml/symex" xmlns:wpg="http://schemas.microsoft.com/office/word/2010/wordprocessingGroup" xmlns:wpi="http://schemas.microsoft.com/office/word/2010/wordprocessingInk" xmlns:wne="http://schemas.microsoft.com/office/word/2006/wordml" xmlns:wps="http://schemas.microsoft.com/office/word/2010/wordprocessingShape" mc:Ignorable="w14 w15 w16se w16cid wp14">
+<w:endnotes xmlns:wpc="http://schemas.microsoft.com/office/word/2010/wordprocessingCanvas" xmlns:cx="http://schemas.microsoft.com/office/drawing/2014/chartex" xmlns:cx1="http://schemas.microsoft.com/office/drawing/2015/9/8/chartex" xmlns:cx2="http://schemas.microsoft.com/office/drawing/2015/10/21/chartex" xmlns:cx3="http://schemas.microsoft.com/office/drawing/2016/5/9/chartex" xmlns:cx4="http://schemas.microsoft.com/office/drawing/2016/5/10/chartex" xmlns:cx5="http://schemas.microsoft.com/office/drawing/2016/5/11/chartex" xmlns:cx6="http://schemas.microsoft.com/office/drawing/2016/5/12/chartex" xmlns:cx7="http://schemas.microsoft.com/office/drawing/2016/5/13/chartex" xmlns:cx8="http://schemas.microsoft.com/office/drawing/2016/5/14/chartex" xmlns:mc="http://schemas.openxmlformats.org/markup-compatibility/2006" xmlns:aink="http://schemas.microsoft.com/office/drawing/2016/ink" xmlns:am3d="http://schemas.microsoft.com/office/drawing/2017/model3d" xmlns:o="urn:schemas-microsoft-com:office:office" xmlns:oel="http://schemas.microsoft.com/office/2019/extlst" xmlns:r="http://schemas.openxmlformats.org/officeDocument/2006/relationships" xmlns:m="http://schemas.openxmlformats.org/officeDocument/2006/math" xmlns:v="urn:schemas-microsoft-com:vml" xmlns:wp14="http://schemas.microsoft.com/office/word/2010/wordprocessingDrawing" xmlns:wp="http://schemas.openxmlformats.org/drawingml/2006/wordprocessingDrawing" xmlns:w10="urn:schemas-microsoft-com:office:word" xmlns:w="http://schemas.openxmlformats.org/wordprocessingml/2006/main" xmlns:w14="http://schemas.microsoft.com/office/word/2010/wordml" xmlns:w15="http://schemas.microsoft.com/office/word/2012/wordml" xmlns:w16cex="http://schemas.microsoft.com/office/word/2018/wordml/cex" xmlns:w16cid="http://schemas.microsoft.com/office/word/2016/wordml/cid" xmlns:w16="http://schemas.microsoft.com/office/word/2018/wordml" xmlns:w16du="http://schemas.microsoft.com/office/word/2023/wordml/word16du" xmlns:w16sdtdh="http://schemas.microsoft.com/office/word/2020/wordml/sdtdatahash" xmlns:w16sdtfl="http://schemas.microsoft.com/office/word/2024/wordml/sdtformatlock" xmlns:w16se="http://schemas.microsoft.com/office/word/2015/wordml/symex" xmlns:wpg="http://schemas.microsoft.com/office/word/2010/wordprocessingGroup" xmlns:wpi="http://schemas.microsoft.com/office/word/2010/wordprocessingInk" xmlns:wne="http://schemas.microsoft.com/office/word/2006/wordml" xmlns:wps="http://schemas.microsoft.com/office/word/2010/wordprocessingShape" mc:Ignorable="w14 w15 w16se w16cid w16 w16cex w16sdtdh w16sdtfl w16du wp14">
   <w:endnote w:type="separator" w:id="-1">
     <w:p>
       <w:pPr>
@@ -888,7 +970,7 @@
 </file>
 
 <file path=word/footer1.xml><?xml version="1.0" encoding="utf-8"?>
-<w:ftr xmlns:wpc="http://schemas.microsoft.com/office/word/2010/wordprocessingCanvas" xmlns:cx="http://schemas.microsoft.com/office/drawing/2014/chartex" xmlns:cx1="http://schemas.microsoft.com/office/drawing/2015/9/8/chartex" xmlns:cx2="http://schemas.microsoft.com/office/drawing/2015/10/21/chartex" xmlns:cx3="http://schemas.microsoft.com/office/drawing/2016/5/9/chartex" xmlns:cx4="http://schemas.microsoft.com/office/drawing/2016/5/10/chartex" xmlns:cx5="http://schemas.microsoft.com/office/drawing/2016/5/11/chartex" xmlns:cx6="http://schemas.microsoft.com/office/drawing/2016/5/12/chartex" xmlns:cx7="http://schemas.microsoft.com/office/drawing/2016/5/13/chartex" xmlns:cx8="http://schemas.microsoft.com/office/drawing/2016/5/14/chartex" xmlns:mc="http://schemas.openxmlformats.org/markup-compatibility/2006" xmlns:aink="http://schemas.microsoft.com/office/drawing/2016/ink" xmlns:am3d="http://schemas.microsoft.com/office/drawing/2017/model3d" xmlns:o="urn:schemas-microsoft-com:office:office" xmlns:r="http://schemas.openxmlformats.org/officeDocument/2006/relationships" xmlns:m="http://schemas.openxmlformats.org/officeDocument/2006/math" xmlns:v="urn:schemas-microsoft-com:vml" xmlns:wp14="http://schemas.microsoft.com/office/word/2010/wordprocessingDrawing" xmlns:wp="http://schemas.openxmlformats.org/drawingml/2006/wordprocessingDrawing" xmlns:w10="urn:schemas-microsoft-com:office:word" xmlns:w="http://schemas.openxmlformats.org/wordprocessingml/2006/main" xmlns:w14="http://schemas.microsoft.com/office/word/2010/wordml" xmlns:w15="http://schemas.microsoft.com/office/word/2012/wordml" xmlns:w16cid="http://schemas.microsoft.com/office/word/2016/wordml/cid" xmlns:w16se="http://schemas.microsoft.com/office/word/2015/wordml/symex" xmlns:wpg="http://schemas.microsoft.com/office/word/2010/wordprocessingGroup" xmlns:wpi="http://schemas.microsoft.com/office/word/2010/wordprocessingInk" xmlns:wne="http://schemas.microsoft.com/office/word/2006/wordml" xmlns:wps="http://schemas.microsoft.com/office/word/2010/wordprocessingShape" mc:Ignorable="w14 w15 w16se w16cid wp14">
+<w:ftr xmlns:wpc="http://schemas.microsoft.com/office/word/2010/wordprocessingCanvas" xmlns:cx="http://schemas.microsoft.com/office/drawing/2014/chartex" xmlns:cx1="http://schemas.microsoft.com/office/drawing/2015/9/8/chartex" xmlns:cx2="http://schemas.microsoft.com/office/drawing/2015/10/21/chartex" xmlns:cx3="http://schemas.microsoft.com/office/drawing/2016/5/9/chartex" xmlns:cx4="http://schemas.microsoft.com/office/drawing/2016/5/10/chartex" xmlns:cx5="http://schemas.microsoft.com/office/drawing/2016/5/11/chartex" xmlns:cx6="http://schemas.microsoft.com/office/drawing/2016/5/12/chartex" xmlns:cx7="http://schemas.microsoft.com/office/drawing/2016/5/13/chartex" xmlns:cx8="http://schemas.microsoft.com/office/drawing/2016/5/14/chartex" xmlns:mc="http://schemas.openxmlformats.org/markup-compatibility/2006" xmlns:aink="http://schemas.microsoft.com/office/drawing/2016/ink" xmlns:am3d="http://schemas.microsoft.com/office/drawing/2017/model3d" xmlns:o="urn:schemas-microsoft-com:office:office" xmlns:oel="http://schemas.microsoft.com/office/2019/extlst" xmlns:r="http://schemas.openxmlformats.org/officeDocument/2006/relationships" xmlns:m="http://schemas.openxmlformats.org/officeDocument/2006/math" xmlns:v="urn:schemas-microsoft-com:vml" xmlns:wp14="http://schemas.microsoft.com/office/word/2010/wordprocessingDrawing" xmlns:wp="http://schemas.openxmlformats.org/drawingml/2006/wordprocessingDrawing" xmlns:w10="urn:schemas-microsoft-com:office:word" xmlns:w="http://schemas.openxmlformats.org/wordprocessingml/2006/main" xmlns:w14="http://schemas.microsoft.com/office/word/2010/wordml" xmlns:w15="http://schemas.microsoft.com/office/word/2012/wordml" xmlns:w16cex="http://schemas.microsoft.com/office/word/2018/wordml/cex" xmlns:w16cid="http://schemas.microsoft.com/office/word/2016/wordml/cid" xmlns:w16="http://schemas.microsoft.com/office/word/2018/wordml" xmlns:w16du="http://schemas.microsoft.com/office/word/2023/wordml/word16du" xmlns:w16sdtdh="http://schemas.microsoft.com/office/word/2020/wordml/sdtdatahash" xmlns:w16sdtfl="http://schemas.microsoft.com/office/word/2024/wordml/sdtformatlock" xmlns:w16se="http://schemas.microsoft.com/office/word/2015/wordml/symex" xmlns:wpg="http://schemas.microsoft.com/office/word/2010/wordprocessingGroup" xmlns:wpi="http://schemas.microsoft.com/office/word/2010/wordprocessingInk" xmlns:wne="http://schemas.microsoft.com/office/word/2006/wordml" xmlns:wps="http://schemas.microsoft.com/office/word/2010/wordprocessingShape" mc:Ignorable="w14 w15 w16se w16cid w16 w16cex w16sdtdh w16sdtfl w16du wp14">
   <w:p>
     <w:pPr>
       <w:pBdr>
@@ -912,7 +994,7 @@
 </file>
 
 <file path=word/footer2.xml><?xml version="1.0" encoding="utf-8"?>
-<w:ftr xmlns:wpc="http://schemas.microsoft.com/office/word/2010/wordprocessingCanvas" xmlns:cx="http://schemas.microsoft.com/office/drawing/2014/chartex" xmlns:cx1="http://schemas.microsoft.com/office/drawing/2015/9/8/chartex" xmlns:cx2="http://schemas.microsoft.com/office/drawing/2015/10/21/chartex" xmlns:cx3="http://schemas.microsoft.com/office/drawing/2016/5/9/chartex" xmlns:cx4="http://schemas.microsoft.com/office/drawing/2016/5/10/chartex" xmlns:cx5="http://schemas.microsoft.com/office/drawing/2016/5/11/chartex" xmlns:cx6="http://schemas.microsoft.com/office/drawing/2016/5/12/chartex" xmlns:cx7="http://schemas.microsoft.com/office/drawing/2016/5/13/chartex" xmlns:cx8="http://schemas.microsoft.com/office/drawing/2016/5/14/chartex" xmlns:mc="http://schemas.openxmlformats.org/markup-compatibility/2006" xmlns:aink="http://schemas.microsoft.com/office/drawing/2016/ink" xmlns:am3d="http://schemas.microsoft.com/office/drawing/2017/model3d" xmlns:o="urn:schemas-microsoft-com:office:office" xmlns:r="http://schemas.openxmlformats.org/officeDocument/2006/relationships" xmlns:m="http://schemas.openxmlformats.org/officeDocument/2006/math" xmlns:v="urn:schemas-microsoft-com:vml" xmlns:wp14="http://schemas.microsoft.com/office/word/2010/wordprocessingDrawing" xmlns:wp="http://schemas.openxmlformats.org/drawingml/2006/wordprocessingDrawing" xmlns:w10="urn:schemas-microsoft-com:office:word" xmlns:w="http://schemas.openxmlformats.org/wordprocessingml/2006/main" xmlns:w14="http://schemas.microsoft.com/office/word/2010/wordml" xmlns:w15="http://schemas.microsoft.com/office/word/2012/wordml" xmlns:w16cid="http://schemas.microsoft.com/office/word/2016/wordml/cid" xmlns:w16se="http://schemas.microsoft.com/office/word/2015/wordml/symex" xmlns:wpg="http://schemas.microsoft.com/office/word/2010/wordprocessingGroup" xmlns:wpi="http://schemas.microsoft.com/office/word/2010/wordprocessingInk" xmlns:wne="http://schemas.microsoft.com/office/word/2006/wordml" xmlns:wps="http://schemas.microsoft.com/office/word/2010/wordprocessingShape" mc:Ignorable="w14 w15 w16se w16cid wp14">
+<w:ftr xmlns:wpc="http://schemas.microsoft.com/office/word/2010/wordprocessingCanvas" xmlns:cx="http://schemas.microsoft.com/office/drawing/2014/chartex" xmlns:cx1="http://schemas.microsoft.com/office/drawing/2015/9/8/chartex" xmlns:cx2="http://schemas.microsoft.com/office/drawing/2015/10/21/chartex" xmlns:cx3="http://schemas.microsoft.com/office/drawing/2016/5/9/chartex" xmlns:cx4="http://schemas.microsoft.com/office/drawing/2016/5/10/chartex" xmlns:cx5="http://schemas.microsoft.com/office/drawing/2016/5/11/chartex" xmlns:cx6="http://schemas.microsoft.com/office/drawing/2016/5/12/chartex" xmlns:cx7="http://schemas.microsoft.com/office/drawing/2016/5/13/chartex" xmlns:cx8="http://schemas.microsoft.com/office/drawing/2016/5/14/chartex" xmlns:mc="http://schemas.openxmlformats.org/markup-compatibility/2006" xmlns:aink="http://schemas.microsoft.com/office/drawing/2016/ink" xmlns:am3d="http://schemas.microsoft.com/office/drawing/2017/model3d" xmlns:o="urn:schemas-microsoft-com:office:office" xmlns:oel="http://schemas.microsoft.com/office/2019/extlst" xmlns:r="http://schemas.openxmlformats.org/officeDocument/2006/relationships" xmlns:m="http://schemas.openxmlformats.org/officeDocument/2006/math" xmlns:v="urn:schemas-microsoft-com:vml" xmlns:wp14="http://schemas.microsoft.com/office/word/2010/wordprocessingDrawing" xmlns:wp="http://schemas.openxmlformats.org/drawingml/2006/wordprocessingDrawing" xmlns:w10="urn:schemas-microsoft-com:office:word" xmlns:w="http://schemas.openxmlformats.org/wordprocessingml/2006/main" xmlns:w14="http://schemas.microsoft.com/office/word/2010/wordml" xmlns:w15="http://schemas.microsoft.com/office/word/2012/wordml" xmlns:w16cex="http://schemas.microsoft.com/office/word/2018/wordml/cex" xmlns:w16cid="http://schemas.microsoft.com/office/word/2016/wordml/cid" xmlns:w16="http://schemas.microsoft.com/office/word/2018/wordml" xmlns:w16du="http://schemas.microsoft.com/office/word/2023/wordml/word16du" xmlns:w16sdtdh="http://schemas.microsoft.com/office/word/2020/wordml/sdtdatahash" xmlns:w16sdtfl="http://schemas.microsoft.com/office/word/2024/wordml/sdtformatlock" xmlns:w16se="http://schemas.microsoft.com/office/word/2015/wordml/symex" xmlns:wpg="http://schemas.microsoft.com/office/word/2010/wordprocessingGroup" xmlns:wpi="http://schemas.microsoft.com/office/word/2010/wordprocessingInk" xmlns:wne="http://schemas.microsoft.com/office/word/2006/wordml" xmlns:wps="http://schemas.microsoft.com/office/word/2010/wordprocessingShape" mc:Ignorable="w14 w15 w16se w16cid w16 w16cex w16sdtdh w16sdtfl w16du wp14">
   <w:sdt>
     <w:sdtPr>
       <w:id w:val="-791824222"/>
@@ -925,7 +1007,7 @@
     <w:sdtContent>
       <w:p>
         <w:pPr>
-          <w:pStyle w:val="Peu"/>
+          <w:pStyle w:val="Footer"/>
           <w:jc w:val="center"/>
         </w:pPr>
       </w:p>
@@ -954,7 +1036,7 @@
 </file>
 
 <file path=word/footer3.xml><?xml version="1.0" encoding="utf-8"?>
-<w:ftr xmlns:wpc="http://schemas.microsoft.com/office/word/2010/wordprocessingCanvas" xmlns:cx="http://schemas.microsoft.com/office/drawing/2014/chartex" xmlns:cx1="http://schemas.microsoft.com/office/drawing/2015/9/8/chartex" xmlns:cx2="http://schemas.microsoft.com/office/drawing/2015/10/21/chartex" xmlns:cx3="http://schemas.microsoft.com/office/drawing/2016/5/9/chartex" xmlns:cx4="http://schemas.microsoft.com/office/drawing/2016/5/10/chartex" xmlns:cx5="http://schemas.microsoft.com/office/drawing/2016/5/11/chartex" xmlns:cx6="http://schemas.microsoft.com/office/drawing/2016/5/12/chartex" xmlns:cx7="http://schemas.microsoft.com/office/drawing/2016/5/13/chartex" xmlns:cx8="http://schemas.microsoft.com/office/drawing/2016/5/14/chartex" xmlns:mc="http://schemas.openxmlformats.org/markup-compatibility/2006" xmlns:aink="http://schemas.microsoft.com/office/drawing/2016/ink" xmlns:am3d="http://schemas.microsoft.com/office/drawing/2017/model3d" xmlns:o="urn:schemas-microsoft-com:office:office" xmlns:r="http://schemas.openxmlformats.org/officeDocument/2006/relationships" xmlns:m="http://schemas.openxmlformats.org/officeDocument/2006/math" xmlns:v="urn:schemas-microsoft-com:vml" xmlns:wp14="http://schemas.microsoft.com/office/word/2010/wordprocessingDrawing" xmlns:wp="http://schemas.openxmlformats.org/drawingml/2006/wordprocessingDrawing" xmlns:w10="urn:schemas-microsoft-com:office:word" xmlns:w="http://schemas.openxmlformats.org/wordprocessingml/2006/main" xmlns:w14="http://schemas.microsoft.com/office/word/2010/wordml" xmlns:w15="http://schemas.microsoft.com/office/word/2012/wordml" xmlns:w16cid="http://schemas.microsoft.com/office/word/2016/wordml/cid" xmlns:w16se="http://schemas.microsoft.com/office/word/2015/wordml/symex" xmlns:wpg="http://schemas.microsoft.com/office/word/2010/wordprocessingGroup" xmlns:wpi="http://schemas.microsoft.com/office/word/2010/wordprocessingInk" xmlns:wne="http://schemas.microsoft.com/office/word/2006/wordml" xmlns:wps="http://schemas.microsoft.com/office/word/2010/wordprocessingShape" mc:Ignorable="w14 w15 w16se w16cid wp14">
+<w:ftr xmlns:wpc="http://schemas.microsoft.com/office/word/2010/wordprocessingCanvas" xmlns:cx="http://schemas.microsoft.com/office/drawing/2014/chartex" xmlns:cx1="http://schemas.microsoft.com/office/drawing/2015/9/8/chartex" xmlns:cx2="http://schemas.microsoft.com/office/drawing/2015/10/21/chartex" xmlns:cx3="http://schemas.microsoft.com/office/drawing/2016/5/9/chartex" xmlns:cx4="http://schemas.microsoft.com/office/drawing/2016/5/10/chartex" xmlns:cx5="http://schemas.microsoft.com/office/drawing/2016/5/11/chartex" xmlns:cx6="http://schemas.microsoft.com/office/drawing/2016/5/12/chartex" xmlns:cx7="http://schemas.microsoft.com/office/drawing/2016/5/13/chartex" xmlns:cx8="http://schemas.microsoft.com/office/drawing/2016/5/14/chartex" xmlns:mc="http://schemas.openxmlformats.org/markup-compatibility/2006" xmlns:aink="http://schemas.microsoft.com/office/drawing/2016/ink" xmlns:am3d="http://schemas.microsoft.com/office/drawing/2017/model3d" xmlns:o="urn:schemas-microsoft-com:office:office" xmlns:oel="http://schemas.microsoft.com/office/2019/extlst" xmlns:r="http://schemas.openxmlformats.org/officeDocument/2006/relationships" xmlns:m="http://schemas.openxmlformats.org/officeDocument/2006/math" xmlns:v="urn:schemas-microsoft-com:vml" xmlns:wp14="http://schemas.microsoft.com/office/word/2010/wordprocessingDrawing" xmlns:wp="http://schemas.openxmlformats.org/drawingml/2006/wordprocessingDrawing" xmlns:w10="urn:schemas-microsoft-com:office:word" xmlns:w="http://schemas.openxmlformats.org/wordprocessingml/2006/main" xmlns:w14="http://schemas.microsoft.com/office/word/2010/wordml" xmlns:w15="http://schemas.microsoft.com/office/word/2012/wordml" xmlns:w16cex="http://schemas.microsoft.com/office/word/2018/wordml/cex" xmlns:w16cid="http://schemas.microsoft.com/office/word/2016/wordml/cid" xmlns:w16="http://schemas.microsoft.com/office/word/2018/wordml" xmlns:w16du="http://schemas.microsoft.com/office/word/2023/wordml/word16du" xmlns:w16sdtdh="http://schemas.microsoft.com/office/word/2020/wordml/sdtdatahash" xmlns:w16sdtfl="http://schemas.microsoft.com/office/word/2024/wordml/sdtformatlock" xmlns:w16se="http://schemas.microsoft.com/office/word/2015/wordml/symex" xmlns:wpg="http://schemas.microsoft.com/office/word/2010/wordprocessingGroup" xmlns:wpi="http://schemas.microsoft.com/office/word/2010/wordprocessingInk" xmlns:wne="http://schemas.microsoft.com/office/word/2006/wordml" xmlns:wps="http://schemas.microsoft.com/office/word/2010/wordprocessingShape" mc:Ignorable="w14 w15 w16se w16cid w16 w16cex w16sdtdh w16sdtfl w16du wp14">
   <w:p>
     <w:pPr>
       <w:pBdr>
@@ -978,7 +1060,7 @@
 </file>
 
 <file path=word/footnotes.xml><?xml version="1.0" encoding="utf-8"?>
-<w:footnotes xmlns:wpc="http://schemas.microsoft.com/office/word/2010/wordprocessingCanvas" xmlns:cx="http://schemas.microsoft.com/office/drawing/2014/chartex" xmlns:cx1="http://schemas.microsoft.com/office/drawing/2015/9/8/chartex" xmlns:cx2="http://schemas.microsoft.com/office/drawing/2015/10/21/chartex" xmlns:cx3="http://schemas.microsoft.com/office/drawing/2016/5/9/chartex" xmlns:cx4="http://schemas.microsoft.com/office/drawing/2016/5/10/chartex" xmlns:cx5="http://schemas.microsoft.com/office/drawing/2016/5/11/chartex" xmlns:cx6="http://schemas.microsoft.com/office/drawing/2016/5/12/chartex" xmlns:cx7="http://schemas.microsoft.com/office/drawing/2016/5/13/chartex" xmlns:cx8="http://schemas.microsoft.com/office/drawing/2016/5/14/chartex" xmlns:mc="http://schemas.openxmlformats.org/markup-compatibility/2006" xmlns:aink="http://schemas.microsoft.com/office/drawing/2016/ink" xmlns:am3d="http://schemas.microsoft.com/office/drawing/2017/model3d" xmlns:o="urn:schemas-microsoft-com:office:office" xmlns:r="http://schemas.openxmlformats.org/officeDocument/2006/relationships" xmlns:m="http://schemas.openxmlformats.org/officeDocument/2006/math" xmlns:v="urn:schemas-microsoft-com:vml" xmlns:wp14="http://schemas.microsoft.com/office/word/2010/wordprocessingDrawing" xmlns:wp="http://schemas.openxmlformats.org/drawingml/2006/wordprocessingDrawing" xmlns:w10="urn:schemas-microsoft-com:office:word" xmlns:w="http://schemas.openxmlformats.org/wordprocessingml/2006/main" xmlns:w14="http://schemas.microsoft.com/office/word/2010/wordml" xmlns:w15="http://schemas.microsoft.com/office/word/2012/wordml" xmlns:w16cid="http://schemas.microsoft.com/office/word/2016/wordml/cid" xmlns:w16se="http://schemas.microsoft.com/office/word/2015/wordml/symex" xmlns:wpg="http://schemas.microsoft.com/office/word/2010/wordprocessingGroup" xmlns:wpi="http://schemas.microsoft.com/office/word/2010/wordprocessingInk" xmlns:wne="http://schemas.microsoft.com/office/word/2006/wordml" xmlns:wps="http://schemas.microsoft.com/office/word/2010/wordprocessingShape" mc:Ignorable="w14 w15 w16se w16cid wp14">
+<w:footnotes xmlns:wpc="http://schemas.microsoft.com/office/word/2010/wordprocessingCanvas" xmlns:cx="http://schemas.microsoft.com/office/drawing/2014/chartex" xmlns:cx1="http://schemas.microsoft.com/office/drawing/2015/9/8/chartex" xmlns:cx2="http://schemas.microsoft.com/office/drawing/2015/10/21/chartex" xmlns:cx3="http://schemas.microsoft.com/office/drawing/2016/5/9/chartex" xmlns:cx4="http://schemas.microsoft.com/office/drawing/2016/5/10/chartex" xmlns:cx5="http://schemas.microsoft.com/office/drawing/2016/5/11/chartex" xmlns:cx6="http://schemas.microsoft.com/office/drawing/2016/5/12/chartex" xmlns:cx7="http://schemas.microsoft.com/office/drawing/2016/5/13/chartex" xmlns:cx8="http://schemas.microsoft.com/office/drawing/2016/5/14/chartex" xmlns:mc="http://schemas.openxmlformats.org/markup-compatibility/2006" xmlns:aink="http://schemas.microsoft.com/office/drawing/2016/ink" xmlns:am3d="http://schemas.microsoft.com/office/drawing/2017/model3d" xmlns:o="urn:schemas-microsoft-com:office:office" xmlns:oel="http://schemas.microsoft.com/office/2019/extlst" xmlns:r="http://schemas.openxmlformats.org/officeDocument/2006/relationships" xmlns:m="http://schemas.openxmlformats.org/officeDocument/2006/math" xmlns:v="urn:schemas-microsoft-com:vml" xmlns:wp14="http://schemas.microsoft.com/office/word/2010/wordprocessingDrawing" xmlns:wp="http://schemas.openxmlformats.org/drawingml/2006/wordprocessingDrawing" xmlns:w10="urn:schemas-microsoft-com:office:word" xmlns:w="http://schemas.openxmlformats.org/wordprocessingml/2006/main" xmlns:w14="http://schemas.microsoft.com/office/word/2010/wordml" xmlns:w15="http://schemas.microsoft.com/office/word/2012/wordml" xmlns:w16cex="http://schemas.microsoft.com/office/word/2018/wordml/cex" xmlns:w16cid="http://schemas.microsoft.com/office/word/2016/wordml/cid" xmlns:w16="http://schemas.microsoft.com/office/word/2018/wordml" xmlns:w16du="http://schemas.microsoft.com/office/word/2023/wordml/word16du" xmlns:w16sdtdh="http://schemas.microsoft.com/office/word/2020/wordml/sdtdatahash" xmlns:w16sdtfl="http://schemas.microsoft.com/office/word/2024/wordml/sdtformatlock" xmlns:w16se="http://schemas.microsoft.com/office/word/2015/wordml/symex" xmlns:wpg="http://schemas.microsoft.com/office/word/2010/wordprocessingGroup" xmlns:wpi="http://schemas.microsoft.com/office/word/2010/wordprocessingInk" xmlns:wne="http://schemas.microsoft.com/office/word/2006/wordml" xmlns:wps="http://schemas.microsoft.com/office/word/2010/wordprocessingShape" mc:Ignorable="w14 w15 w16se w16cid w16 w16cex w16sdtdh w16sdtfl w16du wp14">
   <w:footnote w:type="separator" w:id="-1">
     <w:p>
       <w:pPr>
@@ -1003,7 +1085,7 @@
 </file>
 
 <file path=word/header1.xml><?xml version="1.0" encoding="utf-8"?>
-<w:hdr xmlns:wpc="http://schemas.microsoft.com/office/word/2010/wordprocessingCanvas" xmlns:cx="http://schemas.microsoft.com/office/drawing/2014/chartex" xmlns:cx1="http://schemas.microsoft.com/office/drawing/2015/9/8/chartex" xmlns:cx2="http://schemas.microsoft.com/office/drawing/2015/10/21/chartex" xmlns:cx3="http://schemas.microsoft.com/office/drawing/2016/5/9/chartex" xmlns:cx4="http://schemas.microsoft.com/office/drawing/2016/5/10/chartex" xmlns:cx5="http://schemas.microsoft.com/office/drawing/2016/5/11/chartex" xmlns:cx6="http://schemas.microsoft.com/office/drawing/2016/5/12/chartex" xmlns:cx7="http://schemas.microsoft.com/office/drawing/2016/5/13/chartex" xmlns:cx8="http://schemas.microsoft.com/office/drawing/2016/5/14/chartex" xmlns:mc="http://schemas.openxmlformats.org/markup-compatibility/2006" xmlns:aink="http://schemas.microsoft.com/office/drawing/2016/ink" xmlns:am3d="http://schemas.microsoft.com/office/drawing/2017/model3d" xmlns:o="urn:schemas-microsoft-com:office:office" xmlns:r="http://schemas.openxmlformats.org/officeDocument/2006/relationships" xmlns:m="http://schemas.openxmlformats.org/officeDocument/2006/math" xmlns:v="urn:schemas-microsoft-com:vml" xmlns:wp14="http://schemas.microsoft.com/office/word/2010/wordprocessingDrawing" xmlns:wp="http://schemas.openxmlformats.org/drawingml/2006/wordprocessingDrawing" xmlns:w10="urn:schemas-microsoft-com:office:word" xmlns:w="http://schemas.openxmlformats.org/wordprocessingml/2006/main" xmlns:w14="http://schemas.microsoft.com/office/word/2010/wordml" xmlns:w15="http://schemas.microsoft.com/office/word/2012/wordml" xmlns:w16cid="http://schemas.microsoft.com/office/word/2016/wordml/cid" xmlns:w16se="http://schemas.microsoft.com/office/word/2015/wordml/symex" xmlns:wpg="http://schemas.microsoft.com/office/word/2010/wordprocessingGroup" xmlns:wpi="http://schemas.microsoft.com/office/word/2010/wordprocessingInk" xmlns:wne="http://schemas.microsoft.com/office/word/2006/wordml" xmlns:wps="http://schemas.microsoft.com/office/word/2010/wordprocessingShape" mc:Ignorable="w14 w15 w16se w16cid wp14">
+<w:hdr xmlns:wpc="http://schemas.microsoft.com/office/word/2010/wordprocessingCanvas" xmlns:cx="http://schemas.microsoft.com/office/drawing/2014/chartex" xmlns:cx1="http://schemas.microsoft.com/office/drawing/2015/9/8/chartex" xmlns:cx2="http://schemas.microsoft.com/office/drawing/2015/10/21/chartex" xmlns:cx3="http://schemas.microsoft.com/office/drawing/2016/5/9/chartex" xmlns:cx4="http://schemas.microsoft.com/office/drawing/2016/5/10/chartex" xmlns:cx5="http://schemas.microsoft.com/office/drawing/2016/5/11/chartex" xmlns:cx6="http://schemas.microsoft.com/office/drawing/2016/5/12/chartex" xmlns:cx7="http://schemas.microsoft.com/office/drawing/2016/5/13/chartex" xmlns:cx8="http://schemas.microsoft.com/office/drawing/2016/5/14/chartex" xmlns:mc="http://schemas.openxmlformats.org/markup-compatibility/2006" xmlns:aink="http://schemas.microsoft.com/office/drawing/2016/ink" xmlns:am3d="http://schemas.microsoft.com/office/drawing/2017/model3d" xmlns:o="urn:schemas-microsoft-com:office:office" xmlns:oel="http://schemas.microsoft.com/office/2019/extlst" xmlns:r="http://schemas.openxmlformats.org/officeDocument/2006/relationships" xmlns:m="http://schemas.openxmlformats.org/officeDocument/2006/math" xmlns:v="urn:schemas-microsoft-com:vml" xmlns:wp14="http://schemas.microsoft.com/office/word/2010/wordprocessingDrawing" xmlns:wp="http://schemas.openxmlformats.org/drawingml/2006/wordprocessingDrawing" xmlns:w10="urn:schemas-microsoft-com:office:word" xmlns:w="http://schemas.openxmlformats.org/wordprocessingml/2006/main" xmlns:w14="http://schemas.microsoft.com/office/word/2010/wordml" xmlns:w15="http://schemas.microsoft.com/office/word/2012/wordml" xmlns:w16cex="http://schemas.microsoft.com/office/word/2018/wordml/cex" xmlns:w16cid="http://schemas.microsoft.com/office/word/2016/wordml/cid" xmlns:w16="http://schemas.microsoft.com/office/word/2018/wordml" xmlns:w16du="http://schemas.microsoft.com/office/word/2023/wordml/word16du" xmlns:w16sdtdh="http://schemas.microsoft.com/office/word/2020/wordml/sdtdatahash" xmlns:w16sdtfl="http://schemas.microsoft.com/office/word/2024/wordml/sdtformatlock" xmlns:w16se="http://schemas.microsoft.com/office/word/2015/wordml/symex" xmlns:wpg="http://schemas.microsoft.com/office/word/2010/wordprocessingGroup" xmlns:wpi="http://schemas.microsoft.com/office/word/2010/wordprocessingInk" xmlns:wne="http://schemas.microsoft.com/office/word/2006/wordml" xmlns:wps="http://schemas.microsoft.com/office/word/2010/wordprocessingShape" mc:Ignorable="w14 w15 w16se w16cid w16 w16cex w16sdtdh w16sdtfl w16du wp14">
   <w:p>
     <w:pPr>
       <w:pBdr>
@@ -1024,7 +1106,7 @@
 </file>
 
 <file path=word/header2.xml><?xml version="1.0" encoding="utf-8"?>
-<w:hdr xmlns:wpc="http://schemas.microsoft.com/office/word/2010/wordprocessingCanvas" xmlns:cx="http://schemas.microsoft.com/office/drawing/2014/chartex" xmlns:cx1="http://schemas.microsoft.com/office/drawing/2015/9/8/chartex" xmlns:cx2="http://schemas.microsoft.com/office/drawing/2015/10/21/chartex" xmlns:cx3="http://schemas.microsoft.com/office/drawing/2016/5/9/chartex" xmlns:cx4="http://schemas.microsoft.com/office/drawing/2016/5/10/chartex" xmlns:cx5="http://schemas.microsoft.com/office/drawing/2016/5/11/chartex" xmlns:cx6="http://schemas.microsoft.com/office/drawing/2016/5/12/chartex" xmlns:cx7="http://schemas.microsoft.com/office/drawing/2016/5/13/chartex" xmlns:cx8="http://schemas.microsoft.com/office/drawing/2016/5/14/chartex" xmlns:mc="http://schemas.openxmlformats.org/markup-compatibility/2006" xmlns:aink="http://schemas.microsoft.com/office/drawing/2016/ink" xmlns:am3d="http://schemas.microsoft.com/office/drawing/2017/model3d" xmlns:o="urn:schemas-microsoft-com:office:office" xmlns:r="http://schemas.openxmlformats.org/officeDocument/2006/relationships" xmlns:m="http://schemas.openxmlformats.org/officeDocument/2006/math" xmlns:v="urn:schemas-microsoft-com:vml" xmlns:wp14="http://schemas.microsoft.com/office/word/2010/wordprocessingDrawing" xmlns:wp="http://schemas.openxmlformats.org/drawingml/2006/wordprocessingDrawing" xmlns:w10="urn:schemas-microsoft-com:office:word" xmlns:w="http://schemas.openxmlformats.org/wordprocessingml/2006/main" xmlns:w14="http://schemas.microsoft.com/office/word/2010/wordml" xmlns:w15="http://schemas.microsoft.com/office/word/2012/wordml" xmlns:w16cid="http://schemas.microsoft.com/office/word/2016/wordml/cid" xmlns:w16se="http://schemas.microsoft.com/office/word/2015/wordml/symex" xmlns:wpg="http://schemas.microsoft.com/office/word/2010/wordprocessingGroup" xmlns:wpi="http://schemas.microsoft.com/office/word/2010/wordprocessingInk" xmlns:wne="http://schemas.microsoft.com/office/word/2006/wordml" xmlns:wps="http://schemas.microsoft.com/office/word/2010/wordprocessingShape" mc:Ignorable="w14 w15 w16se w16cid wp14">
+<w:hdr xmlns:wpc="http://schemas.microsoft.com/office/word/2010/wordprocessingCanvas" xmlns:cx="http://schemas.microsoft.com/office/drawing/2014/chartex" xmlns:cx1="http://schemas.microsoft.com/office/drawing/2015/9/8/chartex" xmlns:cx2="http://schemas.microsoft.com/office/drawing/2015/10/21/chartex" xmlns:cx3="http://schemas.microsoft.com/office/drawing/2016/5/9/chartex" xmlns:cx4="http://schemas.microsoft.com/office/drawing/2016/5/10/chartex" xmlns:cx5="http://schemas.microsoft.com/office/drawing/2016/5/11/chartex" xmlns:cx6="http://schemas.microsoft.com/office/drawing/2016/5/12/chartex" xmlns:cx7="http://schemas.microsoft.com/office/drawing/2016/5/13/chartex" xmlns:cx8="http://schemas.microsoft.com/office/drawing/2016/5/14/chartex" xmlns:mc="http://schemas.openxmlformats.org/markup-compatibility/2006" xmlns:aink="http://schemas.microsoft.com/office/drawing/2016/ink" xmlns:am3d="http://schemas.microsoft.com/office/drawing/2017/model3d" xmlns:o="urn:schemas-microsoft-com:office:office" xmlns:oel="http://schemas.microsoft.com/office/2019/extlst" xmlns:r="http://schemas.openxmlformats.org/officeDocument/2006/relationships" xmlns:m="http://schemas.openxmlformats.org/officeDocument/2006/math" xmlns:v="urn:schemas-microsoft-com:vml" xmlns:wp14="http://schemas.microsoft.com/office/word/2010/wordprocessingDrawing" xmlns:wp="http://schemas.openxmlformats.org/drawingml/2006/wordprocessingDrawing" xmlns:w10="urn:schemas-microsoft-com:office:word" xmlns:w="http://schemas.openxmlformats.org/wordprocessingml/2006/main" xmlns:w14="http://schemas.microsoft.com/office/word/2010/wordml" xmlns:w15="http://schemas.microsoft.com/office/word/2012/wordml" xmlns:w16cex="http://schemas.microsoft.com/office/word/2018/wordml/cex" xmlns:w16cid="http://schemas.microsoft.com/office/word/2016/wordml/cid" xmlns:w16="http://schemas.microsoft.com/office/word/2018/wordml" xmlns:w16du="http://schemas.microsoft.com/office/word/2023/wordml/word16du" xmlns:w16sdtdh="http://schemas.microsoft.com/office/word/2020/wordml/sdtdatahash" xmlns:w16sdtfl="http://schemas.microsoft.com/office/word/2024/wordml/sdtformatlock" xmlns:w16se="http://schemas.microsoft.com/office/word/2015/wordml/symex" xmlns:wpg="http://schemas.microsoft.com/office/word/2010/wordprocessingGroup" xmlns:wpi="http://schemas.microsoft.com/office/word/2010/wordprocessingInk" xmlns:wne="http://schemas.microsoft.com/office/word/2006/wordml" xmlns:wps="http://schemas.microsoft.com/office/word/2010/wordprocessingShape" mc:Ignorable="w14 w15 w16se w16cid w16 w16cex w16sdtdh w16sdtfl w16du wp14">
   <w:p>
     <w:pPr>
       <w:pBdr>
@@ -1062,7 +1144,7 @@
 </file>
 
 <file path=word/header3.xml><?xml version="1.0" encoding="utf-8"?>
-<w:hdr xmlns:wpc="http://schemas.microsoft.com/office/word/2010/wordprocessingCanvas" xmlns:cx="http://schemas.microsoft.com/office/drawing/2014/chartex" xmlns:cx1="http://schemas.microsoft.com/office/drawing/2015/9/8/chartex" xmlns:cx2="http://schemas.microsoft.com/office/drawing/2015/10/21/chartex" xmlns:cx3="http://schemas.microsoft.com/office/drawing/2016/5/9/chartex" xmlns:cx4="http://schemas.microsoft.com/office/drawing/2016/5/10/chartex" xmlns:cx5="http://schemas.microsoft.com/office/drawing/2016/5/11/chartex" xmlns:cx6="http://schemas.microsoft.com/office/drawing/2016/5/12/chartex" xmlns:cx7="http://schemas.microsoft.com/office/drawing/2016/5/13/chartex" xmlns:cx8="http://schemas.microsoft.com/office/drawing/2016/5/14/chartex" xmlns:mc="http://schemas.openxmlformats.org/markup-compatibility/2006" xmlns:aink="http://schemas.microsoft.com/office/drawing/2016/ink" xmlns:am3d="http://schemas.microsoft.com/office/drawing/2017/model3d" xmlns:o="urn:schemas-microsoft-com:office:office" xmlns:r="http://schemas.openxmlformats.org/officeDocument/2006/relationships" xmlns:m="http://schemas.openxmlformats.org/officeDocument/2006/math" xmlns:v="urn:schemas-microsoft-com:vml" xmlns:wp14="http://schemas.microsoft.com/office/word/2010/wordprocessingDrawing" xmlns:wp="http://schemas.openxmlformats.org/drawingml/2006/wordprocessingDrawing" xmlns:w10="urn:schemas-microsoft-com:office:word" xmlns:w="http://schemas.openxmlformats.org/wordprocessingml/2006/main" xmlns:w14="http://schemas.microsoft.com/office/word/2010/wordml" xmlns:w15="http://schemas.microsoft.com/office/word/2012/wordml" xmlns:w16cid="http://schemas.microsoft.com/office/word/2016/wordml/cid" xmlns:w16se="http://schemas.microsoft.com/office/word/2015/wordml/symex" xmlns:wpg="http://schemas.microsoft.com/office/word/2010/wordprocessingGroup" xmlns:wpi="http://schemas.microsoft.com/office/word/2010/wordprocessingInk" xmlns:wne="http://schemas.microsoft.com/office/word/2006/wordml" xmlns:wps="http://schemas.microsoft.com/office/word/2010/wordprocessingShape" mc:Ignorable="w14 w15 w16se w16cid wp14">
+<w:hdr xmlns:wpc="http://schemas.microsoft.com/office/word/2010/wordprocessingCanvas" xmlns:cx="http://schemas.microsoft.com/office/drawing/2014/chartex" xmlns:cx1="http://schemas.microsoft.com/office/drawing/2015/9/8/chartex" xmlns:cx2="http://schemas.microsoft.com/office/drawing/2015/10/21/chartex" xmlns:cx3="http://schemas.microsoft.com/office/drawing/2016/5/9/chartex" xmlns:cx4="http://schemas.microsoft.com/office/drawing/2016/5/10/chartex" xmlns:cx5="http://schemas.microsoft.com/office/drawing/2016/5/11/chartex" xmlns:cx6="http://schemas.microsoft.com/office/drawing/2016/5/12/chartex" xmlns:cx7="http://schemas.microsoft.com/office/drawing/2016/5/13/chartex" xmlns:cx8="http://schemas.microsoft.com/office/drawing/2016/5/14/chartex" xmlns:mc="http://schemas.openxmlformats.org/markup-compatibility/2006" xmlns:aink="http://schemas.microsoft.com/office/drawing/2016/ink" xmlns:am3d="http://schemas.microsoft.com/office/drawing/2017/model3d" xmlns:o="urn:schemas-microsoft-com:office:office" xmlns:oel="http://schemas.microsoft.com/office/2019/extlst" xmlns:r="http://schemas.openxmlformats.org/officeDocument/2006/relationships" xmlns:m="http://schemas.openxmlformats.org/officeDocument/2006/math" xmlns:v="urn:schemas-microsoft-com:vml" xmlns:wp14="http://schemas.microsoft.com/office/word/2010/wordprocessingDrawing" xmlns:wp="http://schemas.openxmlformats.org/drawingml/2006/wordprocessingDrawing" xmlns:w10="urn:schemas-microsoft-com:office:word" xmlns:w="http://schemas.openxmlformats.org/wordprocessingml/2006/main" xmlns:w14="http://schemas.microsoft.com/office/word/2010/wordml" xmlns:w15="http://schemas.microsoft.com/office/word/2012/wordml" xmlns:w16cex="http://schemas.microsoft.com/office/word/2018/wordml/cex" xmlns:w16cid="http://schemas.microsoft.com/office/word/2016/wordml/cid" xmlns:w16="http://schemas.microsoft.com/office/word/2018/wordml" xmlns:w16du="http://schemas.microsoft.com/office/word/2023/wordml/word16du" xmlns:w16sdtdh="http://schemas.microsoft.com/office/word/2020/wordml/sdtdatahash" xmlns:w16sdtfl="http://schemas.microsoft.com/office/word/2024/wordml/sdtformatlock" xmlns:w16se="http://schemas.microsoft.com/office/word/2015/wordml/symex" xmlns:wpg="http://schemas.microsoft.com/office/word/2010/wordprocessingGroup" xmlns:wpi="http://schemas.microsoft.com/office/word/2010/wordprocessingInk" xmlns:wne="http://schemas.microsoft.com/office/word/2006/wordml" xmlns:wps="http://schemas.microsoft.com/office/word/2010/wordprocessingShape" mc:Ignorable="w14 w15 w16se w16cid w16 w16cex w16sdtdh w16sdtfl w16du wp14">
   <w:p>
     <w:pPr>
       <w:pBdr>
@@ -1324,7 +1406,7 @@
 </file>
 
 <file path=word/numbering.xml><?xml version="1.0" encoding="utf-8"?>
-<w:numbering xmlns:wpc="http://schemas.microsoft.com/office/word/2010/wordprocessingCanvas" xmlns:cx="http://schemas.microsoft.com/office/drawing/2014/chartex" xmlns:cx1="http://schemas.microsoft.com/office/drawing/2015/9/8/chartex" xmlns:cx2="http://schemas.microsoft.com/office/drawing/2015/10/21/chartex" xmlns:cx3="http://schemas.microsoft.com/office/drawing/2016/5/9/chartex" xmlns:cx4="http://schemas.microsoft.com/office/drawing/2016/5/10/chartex" xmlns:cx5="http://schemas.microsoft.com/office/drawing/2016/5/11/chartex" xmlns:cx6="http://schemas.microsoft.com/office/drawing/2016/5/12/chartex" xmlns:cx7="http://schemas.microsoft.com/office/drawing/2016/5/13/chartex" xmlns:cx8="http://schemas.microsoft.com/office/drawing/2016/5/14/chartex" xmlns:mc="http://schemas.openxmlformats.org/markup-compatibility/2006" xmlns:aink="http://schemas.microsoft.com/office/drawing/2016/ink" xmlns:am3d="http://schemas.microsoft.com/office/drawing/2017/model3d" xmlns:o="urn:schemas-microsoft-com:office:office" xmlns:r="http://schemas.openxmlformats.org/officeDocument/2006/relationships" xmlns:m="http://schemas.openxmlformats.org/officeDocument/2006/math" xmlns:v="urn:schemas-microsoft-com:vml" xmlns:wp14="http://schemas.microsoft.com/office/word/2010/wordprocessingDrawing" xmlns:wp="http://schemas.openxmlformats.org/drawingml/2006/wordprocessingDrawing" xmlns:w10="urn:schemas-microsoft-com:office:word" xmlns:w="http://schemas.openxmlformats.org/wordprocessingml/2006/main" xmlns:w14="http://schemas.microsoft.com/office/word/2010/wordml" xmlns:w15="http://schemas.microsoft.com/office/word/2012/wordml" xmlns:w16cid="http://schemas.microsoft.com/office/word/2016/wordml/cid" xmlns:w16se="http://schemas.microsoft.com/office/word/2015/wordml/symex" xmlns:wpg="http://schemas.microsoft.com/office/word/2010/wordprocessingGroup" xmlns:wpi="http://schemas.microsoft.com/office/word/2010/wordprocessingInk" xmlns:wne="http://schemas.microsoft.com/office/word/2006/wordml" xmlns:wps="http://schemas.microsoft.com/office/word/2010/wordprocessingShape" mc:Ignorable="w14 w15 w16se w16cid wp14">
+<w:numbering xmlns:wpc="http://schemas.microsoft.com/office/word/2010/wordprocessingCanvas" xmlns:cx="http://schemas.microsoft.com/office/drawing/2014/chartex" xmlns:cx1="http://schemas.microsoft.com/office/drawing/2015/9/8/chartex" xmlns:cx2="http://schemas.microsoft.com/office/drawing/2015/10/21/chartex" xmlns:cx3="http://schemas.microsoft.com/office/drawing/2016/5/9/chartex" xmlns:cx4="http://schemas.microsoft.com/office/drawing/2016/5/10/chartex" xmlns:cx5="http://schemas.microsoft.com/office/drawing/2016/5/11/chartex" xmlns:cx6="http://schemas.microsoft.com/office/drawing/2016/5/12/chartex" xmlns:cx7="http://schemas.microsoft.com/office/drawing/2016/5/13/chartex" xmlns:cx8="http://schemas.microsoft.com/office/drawing/2016/5/14/chartex" xmlns:mc="http://schemas.openxmlformats.org/markup-compatibility/2006" xmlns:aink="http://schemas.microsoft.com/office/drawing/2016/ink" xmlns:am3d="http://schemas.microsoft.com/office/drawing/2017/model3d" xmlns:o="urn:schemas-microsoft-com:office:office" xmlns:oel="http://schemas.microsoft.com/office/2019/extlst" xmlns:r="http://schemas.openxmlformats.org/officeDocument/2006/relationships" xmlns:m="http://schemas.openxmlformats.org/officeDocument/2006/math" xmlns:v="urn:schemas-microsoft-com:vml" xmlns:wp14="http://schemas.microsoft.com/office/word/2010/wordprocessingDrawing" xmlns:wp="http://schemas.openxmlformats.org/drawingml/2006/wordprocessingDrawing" xmlns:w10="urn:schemas-microsoft-com:office:word" xmlns:w="http://schemas.openxmlformats.org/wordprocessingml/2006/main" xmlns:w14="http://schemas.microsoft.com/office/word/2010/wordml" xmlns:w15="http://schemas.microsoft.com/office/word/2012/wordml" xmlns:w16cex="http://schemas.microsoft.com/office/word/2018/wordml/cex" xmlns:w16cid="http://schemas.microsoft.com/office/word/2016/wordml/cid" xmlns:w16="http://schemas.microsoft.com/office/word/2018/wordml" xmlns:w16du="http://schemas.microsoft.com/office/word/2023/wordml/word16du" xmlns:w16sdtdh="http://schemas.microsoft.com/office/word/2020/wordml/sdtdatahash" xmlns:w16sdtfl="http://schemas.microsoft.com/office/word/2024/wordml/sdtformatlock" xmlns:w16se="http://schemas.microsoft.com/office/word/2015/wordml/symex" xmlns:wpg="http://schemas.microsoft.com/office/word/2010/wordprocessingGroup" xmlns:wpi="http://schemas.microsoft.com/office/word/2010/wordprocessingInk" xmlns:wne="http://schemas.microsoft.com/office/word/2006/wordml" xmlns:wps="http://schemas.microsoft.com/office/word/2010/wordprocessingShape" mc:Ignorable="w14 w15 w16se w16cid w16 w16cex w16sdtdh w16sdtfl w16du wp14">
   <w:abstractNum w:abstractNumId="0" w15:restartNumberingAfterBreak="0">
     <w:nsid w:val="142E6672"/>
     <w:multiLevelType w:val="hybridMultilevel"/>
@@ -2041,32 +2123,32 @@
       </w:rPr>
     </w:lvl>
   </w:abstractNum>
-  <w:num w:numId="1">
+  <w:num w:numId="1" w16cid:durableId="1660695467">
     <w:abstractNumId w:val="5"/>
   </w:num>
-  <w:num w:numId="2">
+  <w:num w:numId="2" w16cid:durableId="150029959">
     <w:abstractNumId w:val="2"/>
   </w:num>
-  <w:num w:numId="3">
+  <w:num w:numId="3" w16cid:durableId="1103187510">
     <w:abstractNumId w:val="0"/>
   </w:num>
-  <w:num w:numId="4">
+  <w:num w:numId="4" w16cid:durableId="922297359">
     <w:abstractNumId w:val="6"/>
   </w:num>
-  <w:num w:numId="5">
+  <w:num w:numId="5" w16cid:durableId="365300549">
     <w:abstractNumId w:val="4"/>
   </w:num>
-  <w:num w:numId="6">
+  <w:num w:numId="6" w16cid:durableId="1668050950">
     <w:abstractNumId w:val="3"/>
   </w:num>
-  <w:num w:numId="7">
+  <w:num w:numId="7" w16cid:durableId="1644888654">
     <w:abstractNumId w:val="1"/>
   </w:num>
 </w:numbering>
 </file>
 
 <file path=word/styles.xml><?xml version="1.0" encoding="utf-8"?>
-<w:styles xmlns:mc="http://schemas.openxmlformats.org/markup-compatibility/2006" xmlns:r="http://schemas.openxmlformats.org/officeDocument/2006/relationships" xmlns:w="http://schemas.openxmlformats.org/wordprocessingml/2006/main" xmlns:w14="http://schemas.microsoft.com/office/word/2010/wordml" xmlns:w15="http://schemas.microsoft.com/office/word/2012/wordml" xmlns:w16cid="http://schemas.microsoft.com/office/word/2016/wordml/cid" xmlns:w16se="http://schemas.microsoft.com/office/word/2015/wordml/symex" mc:Ignorable="w14 w15 w16se w16cid">
+<w:styles xmlns:mc="http://schemas.openxmlformats.org/markup-compatibility/2006" xmlns:r="http://schemas.openxmlformats.org/officeDocument/2006/relationships" xmlns:w="http://schemas.openxmlformats.org/wordprocessingml/2006/main" xmlns:w14="http://schemas.microsoft.com/office/word/2010/wordml" xmlns:w15="http://schemas.microsoft.com/office/word/2012/wordml" xmlns:w16cex="http://schemas.microsoft.com/office/word/2018/wordml/cex" xmlns:w16cid="http://schemas.microsoft.com/office/word/2016/wordml/cid" xmlns:w16="http://schemas.microsoft.com/office/word/2018/wordml" xmlns:w16du="http://schemas.microsoft.com/office/word/2023/wordml/word16du" xmlns:w16sdtdh="http://schemas.microsoft.com/office/word/2020/wordml/sdtdatahash" xmlns:w16sdtfl="http://schemas.microsoft.com/office/word/2024/wordml/sdtformatlock" xmlns:w16se="http://schemas.microsoft.com/office/word/2015/wordml/symex" mc:Ignorable="w14 w15 w16se w16cid w16 w16cex w16sdtdh w16sdtfl w16du">
   <w:docDefaults>
     <w:rPrDefault>
       <w:rPr>
@@ -2082,7 +2164,7 @@
       </w:pPr>
     </w:pPrDefault>
   </w:docDefaults>
-  <w:latentStyles w:defLockedState="0" w:defUIPriority="99" w:defSemiHidden="0" w:defUnhideWhenUsed="0" w:defQFormat="0" w:count="375">
+  <w:latentStyles w:defLockedState="0" w:defUIPriority="99" w:defSemiHidden="0" w:defUnhideWhenUsed="0" w:defQFormat="0" w:count="376">
     <w:lsdException w:name="Normal" w:uiPriority="0" w:qFormat="1"/>
     <w:lsdException w:name="heading 1" w:uiPriority="9" w:qFormat="1"/>
     <w:lsdException w:name="heading 2" w:semiHidden="1" w:uiPriority="9" w:unhideWhenUsed="1" w:qFormat="1"/>
@@ -2458,13 +2540,14 @@
     <w:lsdException w:name="Smart Hyperlink" w:semiHidden="1" w:unhideWhenUsed="1"/>
     <w:lsdException w:name="Hashtag" w:semiHidden="1" w:unhideWhenUsed="1"/>
     <w:lsdException w:name="Unresolved Mention" w:semiHidden="1" w:unhideWhenUsed="1"/>
+    <w:lsdException w:name="Smart Link" w:semiHidden="1" w:unhideWhenUsed="1"/>
   </w:latentStyles>
   <w:style w:type="paragraph" w:default="1" w:styleId="Normal">
     <w:name w:val="Normal"/>
     <w:qFormat/>
     <w:rsid w:val="00C30799"/>
   </w:style>
-  <w:style w:type="paragraph" w:styleId="Ttol1">
+  <w:style w:type="paragraph" w:styleId="Heading1">
     <w:name w:val="heading 1"/>
     <w:basedOn w:val="Normal"/>
     <w:next w:val="Normal"/>
@@ -2482,7 +2565,7 @@
       <w:szCs w:val="48"/>
     </w:rPr>
   </w:style>
-  <w:style w:type="paragraph" w:styleId="Ttol2">
+  <w:style w:type="paragraph" w:styleId="Heading2">
     <w:name w:val="heading 2"/>
     <w:basedOn w:val="Normal"/>
     <w:next w:val="Normal"/>
@@ -2502,7 +2585,7 @@
       <w:szCs w:val="36"/>
     </w:rPr>
   </w:style>
-  <w:style w:type="paragraph" w:styleId="Ttol3">
+  <w:style w:type="paragraph" w:styleId="Heading3">
     <w:name w:val="heading 3"/>
     <w:basedOn w:val="Normal"/>
     <w:next w:val="Normal"/>
@@ -2522,7 +2605,7 @@
       <w:szCs w:val="28"/>
     </w:rPr>
   </w:style>
-  <w:style w:type="paragraph" w:styleId="Ttol4">
+  <w:style w:type="paragraph" w:styleId="Heading4">
     <w:name w:val="heading 4"/>
     <w:basedOn w:val="Normal"/>
     <w:next w:val="Normal"/>
@@ -2542,7 +2625,7 @@
       <w:szCs w:val="24"/>
     </w:rPr>
   </w:style>
-  <w:style w:type="paragraph" w:styleId="Ttol5">
+  <w:style w:type="paragraph" w:styleId="Heading5">
     <w:name w:val="heading 5"/>
     <w:basedOn w:val="Normal"/>
     <w:next w:val="Normal"/>
@@ -2560,7 +2643,7 @@
       <w:b/>
     </w:rPr>
   </w:style>
-  <w:style w:type="paragraph" w:styleId="Ttol6">
+  <w:style w:type="paragraph" w:styleId="Heading6">
     <w:name w:val="heading 6"/>
     <w:basedOn w:val="Normal"/>
     <w:next w:val="Normal"/>
@@ -2580,13 +2663,13 @@
       <w:szCs w:val="20"/>
     </w:rPr>
   </w:style>
-  <w:style w:type="character" w:default="1" w:styleId="Lletraperdefectedelpargraf">
+  <w:style w:type="character" w:default="1" w:styleId="DefaultParagraphFont">
     <w:name w:val="Default Paragraph Font"/>
     <w:uiPriority w:val="1"/>
     <w:semiHidden/>
     <w:unhideWhenUsed/>
   </w:style>
-  <w:style w:type="table" w:default="1" w:styleId="Taulanormal">
+  <w:style w:type="table" w:default="1" w:styleId="TableNormal">
     <w:name w:val="Normal Table"/>
     <w:uiPriority w:val="99"/>
     <w:semiHidden/>
@@ -2601,13 +2684,13 @@
       </w:tblCellMar>
     </w:tblPr>
   </w:style>
-  <w:style w:type="numbering" w:default="1" w:styleId="Sensellista">
+  <w:style w:type="numbering" w:default="1" w:styleId="NoList">
     <w:name w:val="No List"/>
     <w:uiPriority w:val="99"/>
     <w:semiHidden/>
     <w:unhideWhenUsed/>
   </w:style>
-  <w:style w:type="paragraph" w:styleId="Ttol">
+  <w:style w:type="paragraph" w:styleId="Title">
     <w:name w:val="Title"/>
     <w:basedOn w:val="Normal"/>
     <w:next w:val="Normal"/>
@@ -2624,9 +2707,9 @@
       <w:szCs w:val="72"/>
     </w:rPr>
   </w:style>
-  <w:style w:type="table" w:styleId="Taulaambquadrcula">
+  <w:style w:type="table" w:styleId="TableGrid">
     <w:name w:val="Table Grid"/>
-    <w:basedOn w:val="Taulanormal"/>
+    <w:basedOn w:val="TableNormal"/>
     <w:uiPriority w:val="39"/>
     <w:rsid w:val="00883E7F"/>
     <w:pPr>
@@ -2643,10 +2726,10 @@
       </w:tblBorders>
     </w:tblPr>
   </w:style>
-  <w:style w:type="paragraph" w:styleId="Capalera">
+  <w:style w:type="paragraph" w:styleId="Header">
     <w:name w:val="header"/>
     <w:basedOn w:val="Normal"/>
-    <w:link w:val="CapaleraCar"/>
+    <w:link w:val="HeaderChar"/>
     <w:uiPriority w:val="99"/>
     <w:unhideWhenUsed/>
     <w:rsid w:val="00C322FF"/>
@@ -2658,17 +2741,17 @@
       <w:spacing w:after="0" w:line="240" w:lineRule="auto"/>
     </w:pPr>
   </w:style>
-  <w:style w:type="character" w:customStyle="1" w:styleId="CapaleraCar">
-    <w:name w:val="Capçalera Car"/>
-    <w:basedOn w:val="Lletraperdefectedelpargraf"/>
-    <w:link w:val="Capalera"/>
+  <w:style w:type="character" w:customStyle="1" w:styleId="HeaderChar">
+    <w:name w:val="Header Char"/>
+    <w:basedOn w:val="DefaultParagraphFont"/>
+    <w:link w:val="Header"/>
     <w:uiPriority w:val="99"/>
     <w:rsid w:val="00C322FF"/>
   </w:style>
-  <w:style w:type="paragraph" w:styleId="Peu">
+  <w:style w:type="paragraph" w:styleId="Footer">
     <w:name w:val="footer"/>
     <w:basedOn w:val="Normal"/>
-    <w:link w:val="PeuCar"/>
+    <w:link w:val="FooterChar"/>
     <w:uiPriority w:val="99"/>
     <w:unhideWhenUsed/>
     <w:rsid w:val="00C322FF"/>
@@ -2680,14 +2763,14 @@
       <w:spacing w:after="0" w:line="240" w:lineRule="auto"/>
     </w:pPr>
   </w:style>
-  <w:style w:type="character" w:customStyle="1" w:styleId="PeuCar">
-    <w:name w:val="Peu Car"/>
-    <w:basedOn w:val="Lletraperdefectedelpargraf"/>
-    <w:link w:val="Peu"/>
+  <w:style w:type="character" w:customStyle="1" w:styleId="FooterChar">
+    <w:name w:val="Footer Char"/>
+    <w:basedOn w:val="DefaultParagraphFont"/>
+    <w:link w:val="Footer"/>
     <w:uiPriority w:val="99"/>
     <w:rsid w:val="00C322FF"/>
   </w:style>
-  <w:style w:type="paragraph" w:styleId="Subttol">
+  <w:style w:type="paragraph" w:styleId="Subtitle">
     <w:name w:val="Subtitle"/>
     <w:basedOn w:val="Normal"/>
     <w:next w:val="Normal"/>
@@ -2707,7 +2790,7 @@
     </w:rPr>
   </w:style>
   <w:style w:type="table" w:customStyle="1" w:styleId="a">
-    <w:basedOn w:val="Taulanormal"/>
+    <w:basedOn w:val="TableNormal"/>
     <w:pPr>
       <w:spacing w:after="0" w:line="240" w:lineRule="auto"/>
     </w:pPr>
@@ -2717,7 +2800,7 @@
     </w:tblPr>
   </w:style>
   <w:style w:type="table" w:customStyle="1" w:styleId="a0">
-    <w:basedOn w:val="Taulanormal"/>
+    <w:basedOn w:val="TableNormal"/>
     <w:pPr>
       <w:spacing w:after="0" w:line="240" w:lineRule="auto"/>
     </w:pPr>
@@ -2727,7 +2810,7 @@
     </w:tblPr>
   </w:style>
   <w:style w:type="table" w:customStyle="1" w:styleId="a1">
-    <w:basedOn w:val="Taulanormal"/>
+    <w:basedOn w:val="TableNormal"/>
     <w:pPr>
       <w:spacing w:after="0" w:line="240" w:lineRule="auto"/>
     </w:pPr>
@@ -2737,7 +2820,7 @@
     </w:tblPr>
   </w:style>
   <w:style w:type="table" w:customStyle="1" w:styleId="a2">
-    <w:basedOn w:val="Taulanormal"/>
+    <w:basedOn w:val="TableNormal"/>
     <w:pPr>
       <w:spacing w:after="0" w:line="240" w:lineRule="auto"/>
     </w:pPr>
@@ -2747,7 +2830,7 @@
     </w:tblPr>
   </w:style>
   <w:style w:type="table" w:customStyle="1" w:styleId="a3">
-    <w:basedOn w:val="Taulanormal"/>
+    <w:basedOn w:val="TableNormal"/>
     <w:tblPr>
       <w:tblStyleRowBandSize w:val="1"/>
       <w:tblStyleColBandSize w:val="1"/>
@@ -2759,7 +2842,7 @@
       </w:tblCellMar>
     </w:tblPr>
   </w:style>
-  <w:style w:type="paragraph" w:styleId="Pargrafdellista">
+  <w:style w:type="paragraph" w:styleId="ListParagraph">
     <w:name w:val="List Paragraph"/>
     <w:basedOn w:val="Normal"/>
     <w:uiPriority w:val="34"/>
